--- a/Arquitectura de Sistemas Computacionales/Clases/Proyecto Integrador/Enunciado Proyecto Integrador - Arquitectura de Sistemas Computacionales - 2026-2.docx
+++ b/Arquitectura de Sistemas Computacionales/Clases/Proyecto Integrador/Enunciado Proyecto Integrador - Arquitectura de Sistemas Computacionales - 2026-2.docx
@@ -2,6 +2,36 @@
 <file path=word/document.xml><?xml version="1.0" encoding="utf-8"?>
 <w:document xmlns:wpc="http://schemas.microsoft.com/office/word/2010/wordprocessingCanvas" xmlns:mo="http://schemas.microsoft.com/office/mac/office/2008/main" xmlns:mc="http://schemas.openxmlformats.org/markup-compatibility/2006" xmlns:mv="urn:schemas-microsoft-com:mac:vml" xmlns:o="urn:schemas-microsoft-com:office:office" xmlns:r="http://schemas.openxmlformats.org/officeDocument/2006/relationships" xmlns:m="http://schemas.openxmlformats.org/officeDocument/2006/math" xmlns:v="urn:schemas-microsoft-com:vml" xmlns:wp14="http://schemas.microsoft.com/office/word/2010/wordprocessingDrawing" xmlns:wp="http://schemas.openxmlformats.org/drawingml/2006/wordprocessingDrawing" xmlns:w10="urn:schemas-microsoft-com:office:word" xmlns:w="http://schemas.openxmlformats.org/wordprocessingml/2006/main" xmlns:w14="http://schemas.microsoft.com/office/word/2010/wordml" xmlns:wpg="http://schemas.microsoft.com/office/word/2010/wordprocessingGroup" xmlns:wpi="http://schemas.microsoft.com/office/word/2010/wordprocessingInk" xmlns:wne="http://schemas.microsoft.com/office/word/2006/wordml" xmlns:wps="http://schemas.microsoft.com/office/word/2010/wordprocessingShape" mc:Ignorable="w14 wp14">
   <w:body>
+    <w:p>
+      <w:pPr>
+        <w:spacing w:after="40" w:before="0"/>
+        <w:jc w:val="center"/>
+      </w:pPr>
+      <w:r>
+        <w:rPr>
+          <w:rFonts w:ascii="Calibri" w:hAnsi="Calibri" w:eastAsia="Calibri"/>
+          <w:b/>
+          <w:color w:val="095292"/>
+          <w:sz w:val="20"/>
+        </w:rPr>
+        <w:t>Institución Universitaria Antonio José Camacho — UNIAJC</w:t>
+      </w:r>
+    </w:p>
+    <w:p>
+      <w:pPr>
+        <w:spacing w:after="200" w:before="0"/>
+        <w:jc w:val="center"/>
+      </w:pPr>
+      <w:r>
+        <w:rPr>
+          <w:rFonts w:ascii="Calibri" w:hAnsi="Calibri" w:eastAsia="Calibri"/>
+          <w:b w:val="0"/>
+          <w:color w:val="2B2B2B"/>
+          <w:sz w:val="20"/>
+        </w:rPr>
+        <w:t>Facultad de Ingenierías · Programa de Ingeniería de Sistemas</w:t>
+      </w:r>
+    </w:p>
     <w:p>
       <w:pPr>
         <w:spacing w:after="160" w:before="200"/>
@@ -15,12 +45,12 @@
           <w:color w:val="FFFFFF"/>
           <w:sz w:val="26"/>
         </w:rPr>
-        <w:t xml:space="preserve">  Proyecto Integrador — CloudLite App</w:t>
+        <w:t xml:space="preserve">  Proyecto Integrador 2026-2 — CloudLite App</w:t>
       </w:r>
     </w:p>
     <w:p>
       <w:pPr>
-        <w:spacing w:after="80" w:before="160"/>
+        <w:spacing w:after="120" w:before="160"/>
         <w:jc w:val="center"/>
       </w:pPr>
       <w:r>
@@ -28,9 +58,54 @@
           <w:rFonts w:ascii="Calibri" w:hAnsi="Calibri" w:eastAsia="Calibri"/>
           <w:b/>
           <w:color w:val="095292"/>
-          <w:sz w:val="26"/>
+          <w:sz w:val="28"/>
         </w:rPr>
         <w:t>Arquitectura de Sistemas Computacionales</w:t>
+      </w:r>
+    </w:p>
+    <w:p>
+      <w:pPr>
+        <w:spacing w:after="120" w:before="0"/>
+        <w:jc w:val="center"/>
+      </w:pPr>
+      <w:r>
+        <w:rPr>
+          <w:rFonts w:ascii="Calibri" w:hAnsi="Calibri" w:eastAsia="Calibri"/>
+          <w:b/>
+          <w:color w:val="2B2B2B"/>
+          <w:sz w:val="22"/>
+        </w:rPr>
+        <w:t>Código FI303380  ·  Grupo 6303C  ·  Periodo 2026-2</w:t>
+      </w:r>
+    </w:p>
+    <w:p>
+      <w:pPr>
+        <w:spacing w:after="120" w:before="0"/>
+        <w:jc w:val="center"/>
+      </w:pPr>
+      <w:r>
+        <w:rPr>
+          <w:rFonts w:ascii="Calibri" w:hAnsi="Calibri" w:eastAsia="Calibri"/>
+          <w:b w:val="0"/>
+          <w:color w:val="2B2B2B"/>
+          <w:sz w:val="22"/>
+        </w:rPr>
+        <w:t>Horario: Lunes 10:00–12:00 (120 min)  ·  Modalidad: Presencialidad asistida</w:t>
+      </w:r>
+    </w:p>
+    <w:p>
+      <w:pPr>
+        <w:spacing w:after="120" w:before="0"/>
+        <w:jc w:val="center"/>
+      </w:pPr>
+      <w:r>
+        <w:rPr>
+          <w:rFonts w:ascii="Calibri" w:hAnsi="Calibri" w:eastAsia="Calibri"/>
+          <w:b w:val="0"/>
+          <w:color w:val="2B2B2B"/>
+          <w:sz w:val="20"/>
+        </w:rPr>
+        <w:t>Docente: Julian Andres Castaño Espinosa  ·  julianacastano@profesores.uniajc.edu.co</w:t>
       </w:r>
     </w:p>
     <w:p>
@@ -46,7 +121,7 @@
           <w:color w:val="095292"/>
           <w:sz w:val="20"/>
         </w:rPr>
-        <w:t>Enunciado del Proyecto Integrador — versión estudiante</w:t>
+        <w:t>Versión estudiante — Entrega en ExamLab según hitos del plan.</w:t>
       </w:r>
     </w:p>
     <w:p>
@@ -301,7 +376,7 @@
           <w:color w:val="095292"/>
           <w:sz w:val="24"/>
         </w:rPr>
-        <w:t>4. Hitos orientativos</w:t>
+        <w:t>4. Hitos y fechas orientativas (Plan 2026-2)</w:t>
       </w:r>
     </w:p>
     <w:tbl>
@@ -311,14 +386,15 @@
         <w:tblLook w:firstColumn="1" w:firstRow="1" w:lastColumn="0" w:lastRow="0" w:noHBand="0" w:noVBand="1" w:val="04A0"/>
       </w:tblPr>
       <w:tblGrid>
-        <w:gridCol w:w="3264"/>
-        <w:gridCol w:w="3264"/>
-        <w:gridCol w:w="3264"/>
+        <w:gridCol w:w="2448"/>
+        <w:gridCol w:w="2448"/>
+        <w:gridCol w:w="2448"/>
+        <w:gridCol w:w="2448"/>
       </w:tblGrid>
       <w:tr>
         <w:tc>
           <w:tcPr>
-            <w:tcW w:type="dxa" w:w="3264"/>
+            <w:tcW w:type="dxa" w:w="2448"/>
             <w:shd w:val="clear" w:fill="095292"/>
           </w:tcPr>
           <w:p>
@@ -336,7 +412,7 @@
         </w:tc>
         <w:tc>
           <w:tcPr>
-            <w:tcW w:type="dxa" w:w="3264"/>
+            <w:tcW w:type="dxa" w:w="2448"/>
             <w:shd w:val="clear" w:fill="095292"/>
           </w:tcPr>
           <w:p>
@@ -354,7 +430,25 @@
         </w:tc>
         <w:tc>
           <w:tcPr>
-            <w:tcW w:type="dxa" w:w="3264"/>
+            <w:tcW w:type="dxa" w:w="2448"/>
+            <w:shd w:val="clear" w:fill="095292"/>
+          </w:tcPr>
+          <w:p>
+            <w:r/>
+            <w:r>
+              <w:rPr>
+                <w:rFonts w:ascii="Calibri" w:hAnsi="Calibri" w:eastAsia="Calibri"/>
+                <w:b/>
+                <w:color w:val="FFFFFF"/>
+                <w:sz w:val="20"/>
+              </w:rPr>
+              <w:t>Fecha</w:t>
+            </w:r>
+          </w:p>
+        </w:tc>
+        <w:tc>
+          <w:tcPr>
+            <w:tcW w:type="dxa" w:w="2448"/>
             <w:shd w:val="clear" w:fill="095292"/>
           </w:tcPr>
           <w:p>
@@ -374,7 +468,7 @@
       <w:tr>
         <w:tc>
           <w:tcPr>
-            <w:tcW w:type="dxa" w:w="3264"/>
+            <w:tcW w:type="dxa" w:w="2448"/>
           </w:tcPr>
           <w:p>
             <w:r/>
@@ -391,7 +485,7 @@
         </w:tc>
         <w:tc>
           <w:tcPr>
-            <w:tcW w:type="dxa" w:w="3264"/>
+            <w:tcW w:type="dxa" w:w="2448"/>
           </w:tcPr>
           <w:p>
             <w:r/>
@@ -408,7 +502,24 @@
         </w:tc>
         <w:tc>
           <w:tcPr>
-            <w:tcW w:type="dxa" w:w="3264"/>
+            <w:tcW w:type="dxa" w:w="2448"/>
+          </w:tcPr>
+          <w:p>
+            <w:r/>
+            <w:r>
+              <w:rPr>
+                <w:rFonts w:ascii="Calibri" w:hAnsi="Calibri" w:eastAsia="Calibri"/>
+                <w:b w:val="0"/>
+                <w:color w:val="2B2B2B"/>
+                <w:sz w:val="20"/>
+              </w:rPr>
+              <w:t>ago–sep</w:t>
+            </w:r>
+          </w:p>
+        </w:tc>
+        <w:tc>
+          <w:tcPr>
+            <w:tcW w:type="dxa" w:w="2448"/>
           </w:tcPr>
           <w:p>
             <w:r/>
@@ -427,7 +538,7 @@
       <w:tr>
         <w:tc>
           <w:tcPr>
-            <w:tcW w:type="dxa" w:w="3264"/>
+            <w:tcW w:type="dxa" w:w="2448"/>
             <w:shd w:val="clear" w:fill="F2F2F2"/>
           </w:tcPr>
           <w:p>
@@ -445,7 +556,7 @@
         </w:tc>
         <w:tc>
           <w:tcPr>
-            <w:tcW w:type="dxa" w:w="3264"/>
+            <w:tcW w:type="dxa" w:w="2448"/>
             <w:shd w:val="clear" w:fill="F2F2F2"/>
           </w:tcPr>
           <w:p>
@@ -463,7 +574,25 @@
         </w:tc>
         <w:tc>
           <w:tcPr>
-            <w:tcW w:type="dxa" w:w="3264"/>
+            <w:tcW w:type="dxa" w:w="2448"/>
+            <w:shd w:val="clear" w:fill="F2F2F2"/>
+          </w:tcPr>
+          <w:p>
+            <w:r/>
+            <w:r>
+              <w:rPr>
+                <w:rFonts w:ascii="Calibri" w:hAnsi="Calibri" w:eastAsia="Calibri"/>
+                <w:b w:val="0"/>
+                <w:color w:val="2B2B2B"/>
+                <w:sz w:val="20"/>
+              </w:rPr>
+              <w:t>sep–oct</w:t>
+            </w:r>
+          </w:p>
+        </w:tc>
+        <w:tc>
+          <w:tcPr>
+            <w:tcW w:type="dxa" w:w="2448"/>
             <w:shd w:val="clear" w:fill="F2F2F2"/>
           </w:tcPr>
           <w:p>
@@ -483,7 +612,7 @@
       <w:tr>
         <w:tc>
           <w:tcPr>
-            <w:tcW w:type="dxa" w:w="3264"/>
+            <w:tcW w:type="dxa" w:w="2448"/>
           </w:tcPr>
           <w:p>
             <w:r/>
@@ -500,7 +629,7 @@
         </w:tc>
         <w:tc>
           <w:tcPr>
-            <w:tcW w:type="dxa" w:w="3264"/>
+            <w:tcW w:type="dxa" w:w="2448"/>
           </w:tcPr>
           <w:p>
             <w:r/>
@@ -517,7 +646,24 @@
         </w:tc>
         <w:tc>
           <w:tcPr>
-            <w:tcW w:type="dxa" w:w="3264"/>
+            <w:tcW w:type="dxa" w:w="2448"/>
+          </w:tcPr>
+          <w:p>
+            <w:r/>
+            <w:r>
+              <w:rPr>
+                <w:rFonts w:ascii="Calibri" w:hAnsi="Calibri" w:eastAsia="Calibri"/>
+                <w:b w:val="0"/>
+                <w:color w:val="2B2B2B"/>
+                <w:sz w:val="20"/>
+              </w:rPr>
+              <w:t>19/10/2026</w:t>
+            </w:r>
+          </w:p>
+        </w:tc>
+        <w:tc>
+          <w:tcPr>
+            <w:tcW w:type="dxa" w:w="2448"/>
           </w:tcPr>
           <w:p>
             <w:r/>
@@ -536,7 +682,7 @@
       <w:tr>
         <w:tc>
           <w:tcPr>
-            <w:tcW w:type="dxa" w:w="3264"/>
+            <w:tcW w:type="dxa" w:w="2448"/>
             <w:shd w:val="clear" w:fill="F2F2F2"/>
           </w:tcPr>
           <w:p>
@@ -554,7 +700,7 @@
         </w:tc>
         <w:tc>
           <w:tcPr>
-            <w:tcW w:type="dxa" w:w="3264"/>
+            <w:tcW w:type="dxa" w:w="2448"/>
             <w:shd w:val="clear" w:fill="F2F2F2"/>
           </w:tcPr>
           <w:p>
@@ -572,7 +718,25 @@
         </w:tc>
         <w:tc>
           <w:tcPr>
-            <w:tcW w:type="dxa" w:w="3264"/>
+            <w:tcW w:type="dxa" w:w="2448"/>
+            <w:shd w:val="clear" w:fill="F2F2F2"/>
+          </w:tcPr>
+          <w:p>
+            <w:r/>
+            <w:r>
+              <w:rPr>
+                <w:rFonts w:ascii="Calibri" w:hAnsi="Calibri" w:eastAsia="Calibri"/>
+                <w:b w:val="0"/>
+                <w:color w:val="2B2B2B"/>
+                <w:sz w:val="20"/>
+              </w:rPr>
+              <w:t>26/10/2026</w:t>
+            </w:r>
+          </w:p>
+        </w:tc>
+        <w:tc>
+          <w:tcPr>
+            <w:tcW w:type="dxa" w:w="2448"/>
             <w:shd w:val="clear" w:fill="F2F2F2"/>
           </w:tcPr>
           <w:p>
@@ -592,7 +756,7 @@
       <w:tr>
         <w:tc>
           <w:tcPr>
-            <w:tcW w:type="dxa" w:w="3264"/>
+            <w:tcW w:type="dxa" w:w="2448"/>
           </w:tcPr>
           <w:p>
             <w:r/>
@@ -609,7 +773,7 @@
         </w:tc>
         <w:tc>
           <w:tcPr>
-            <w:tcW w:type="dxa" w:w="3264"/>
+            <w:tcW w:type="dxa" w:w="2448"/>
           </w:tcPr>
           <w:p>
             <w:r/>
@@ -620,13 +784,13 @@
                 <w:color w:val="2B2B2B"/>
                 <w:sz w:val="20"/>
               </w:rPr>
-              <w:t>Clase 12</w:t>
+              <w:t>Clase 14</w:t>
             </w:r>
           </w:p>
         </w:tc>
         <w:tc>
           <w:tcPr>
-            <w:tcW w:type="dxa" w:w="3264"/>
+            <w:tcW w:type="dxa" w:w="2448"/>
           </w:tcPr>
           <w:p>
             <w:r/>
@@ -637,7 +801,24 @@
                 <w:color w:val="2B2B2B"/>
                 <w:sz w:val="20"/>
               </w:rPr>
-              <w:t>Ensayo + entrega final (prep. del PI; Parcial 3 solo en Clase 14)</w:t>
+              <w:t>09/11/2026</w:t>
+            </w:r>
+          </w:p>
+        </w:tc>
+        <w:tc>
+          <w:tcPr>
+            <w:tcW w:type="dxa" w:w="2448"/>
+          </w:tcPr>
+          <w:p>
+            <w:r/>
+            <w:r>
+              <w:rPr>
+                <w:rFonts w:ascii="Calibri" w:hAnsi="Calibri" w:eastAsia="Calibri"/>
+                <w:b w:val="0"/>
+                <w:color w:val="2B2B2B"/>
+                <w:sz w:val="20"/>
+              </w:rPr>
+              <w:t>Ensayo + entrega final (mismo día: Parcial 3)</w:t>
             </w:r>
           </w:p>
         </w:tc>
@@ -645,7 +826,7 @@
       <w:tr>
         <w:tc>
           <w:tcPr>
-            <w:tcW w:type="dxa" w:w="3264"/>
+            <w:tcW w:type="dxa" w:w="2448"/>
             <w:shd w:val="clear" w:fill="F2F2F2"/>
           </w:tcPr>
           <w:p>
@@ -663,7 +844,7 @@
         </w:tc>
         <w:tc>
           <w:tcPr>
-            <w:tcW w:type="dxa" w:w="3264"/>
+            <w:tcW w:type="dxa" w:w="2448"/>
             <w:shd w:val="clear" w:fill="F2F2F2"/>
           </w:tcPr>
           <w:p>
@@ -681,7 +862,7 @@
         </w:tc>
         <w:tc>
           <w:tcPr>
-            <w:tcW w:type="dxa" w:w="3264"/>
+            <w:tcW w:type="dxa" w:w="2448"/>
             <w:shd w:val="clear" w:fill="F2F2F2"/>
           </w:tcPr>
           <w:p>
@@ -693,7 +874,25 @@
                 <w:color w:val="2B2B2B"/>
                 <w:sz w:val="20"/>
               </w:rPr>
-              <w:t>Presentación + cierre del PI</w:t>
+              <w:t>16/11/2026</w:t>
+            </w:r>
+          </w:p>
+        </w:tc>
+        <w:tc>
+          <w:tcPr>
+            <w:tcW w:type="dxa" w:w="2448"/>
+            <w:shd w:val="clear" w:fill="F2F2F2"/>
+          </w:tcPr>
+          <w:p>
+            <w:r/>
+            <w:r>
+              <w:rPr>
+                <w:rFonts w:ascii="Calibri" w:hAnsi="Calibri" w:eastAsia="Calibri"/>
+                <w:b w:val="0"/>
+                <w:color w:val="2B2B2B"/>
+                <w:sz w:val="20"/>
+              </w:rPr>
+              <w:t>Presentación + cierre (clase autónoma — festivo)</w:t>
             </w:r>
           </w:p>
         </w:tc>
@@ -725,7 +924,7 @@
           <w:color w:val="2B2B2B"/>
           <w:sz w:val="22"/>
         </w:rPr>
-        <w:t>Nota: las fechas concretas las fija el calendario del periodo. Coordine entrega y sustentación vía Campus Virtual UNIAJC.</w:t>
+        <w:t>Nota: Clase 15 es autónoma (festivo). Coordine la sustentación con el docente. Parcial 3 = 09/11 (Clase 14), nunca en autónoma.</w:t>
       </w:r>
     </w:p>
     <w:p>
@@ -800,7 +999,7 @@
           <w:color w:val="2B2B2B"/>
           <w:sz w:val="22"/>
         </w:rPr>
-        <w:t>Entregas: Google Docs/Drive o Word Online → Campus Virtual UNIAJC.</w:t>
+        <w:t>Entregas: Google Docs/Drive o Word Online → subir a ExamLab.</w:t>
       </w:r>
     </w:p>
     <w:p>
@@ -1300,7 +1499,7 @@
           <w:color w:val="2B2B2B"/>
           <w:sz w:val="22"/>
         </w:rPr>
-        <w:t>Entrega única por equipo en Campus Virtual UNIAJC.</w:t>
+        <w:t>Entrega única por equipo en ExamLab.</w:t>
       </w:r>
     </w:p>
     <w:p>
@@ -1330,7 +1529,7 @@
           <w:color w:val="2B2B2B"/>
           <w:sz w:val="22"/>
         </w:rPr>
-        <w:t>No sustituye el Parcial 3 (evaluación síncrona presencial del corte).</w:t>
+        <w:t>No sustituye el Parcial 3 (09/11, presencial).</w:t>
       </w:r>
     </w:p>
     <w:p>

--- a/Arquitectura de Sistemas Computacionales/Clases/Proyecto Integrador/Enunciado Proyecto Integrador - Arquitectura de Sistemas Computacionales - 2026-2.docx
+++ b/Arquitectura de Sistemas Computacionales/Clases/Proyecto Integrador/Enunciado Proyecto Integrador - Arquitectura de Sistemas Computacionales - 2026-2.docx
@@ -903,14 +903,6 @@
         <w:spacing w:after="80" w:before="0"/>
         <w:jc w:val="left"/>
       </w:pPr>
-      <w:r>
-        <w:rPr>
-          <w:rFonts w:ascii="Calibri" w:hAnsi="Calibri" w:eastAsia="Calibri"/>
-          <w:b w:val="0"/>
-          <w:color w:val="2B2B2B"/>
-          <w:sz w:val="22"/>
-        </w:rPr>
-      </w:r>
     </w:p>
     <w:p>
       <w:pPr>
@@ -1433,14 +1425,6 @@
         <w:spacing w:after="80" w:before="0"/>
         <w:jc w:val="left"/>
       </w:pPr>
-      <w:r>
-        <w:rPr>
-          <w:rFonts w:ascii="Calibri" w:hAnsi="Calibri" w:eastAsia="Calibri"/>
-          <w:b w:val="0"/>
-          <w:color w:val="2B2B2B"/>
-          <w:sz w:val="22"/>
-        </w:rPr>
-      </w:r>
     </w:p>
     <w:p>
       <w:pPr>

--- a/Arquitectura de Sistemas Computacionales/Clases/Proyecto Integrador/Enunciado Proyecto Integrador - Arquitectura de Sistemas Computacionales - 2026-2.docx
+++ b/Arquitectura de Sistemas Computacionales/Clases/Proyecto Integrador/Enunciado Proyecto Integrador - Arquitectura de Sistemas Computacionales - 2026-2.docx
@@ -241,7 +241,7 @@
           <w:color w:val="2B2B2B"/>
           <w:sz w:val="22"/>
         </w:rPr>
-        <w:t>Contenedorización de al menos un servicio (demo en Killercoda o Play with Docker).</w:t>
+        <w:t>Contenedorización de al menos un servicio (demo en LabEx Docker Playground o Killercoda).</w:t>
       </w:r>
     </w:p>
     <w:p>
@@ -331,7 +331,7 @@
           <w:color w:val="2B2B2B"/>
           <w:sz w:val="22"/>
         </w:rPr>
-        <w:t>Lab de contenedores: Dockerfile o compose mínimo + captura/enlace de sesión Killercoda o Play with Docker.</w:t>
+        <w:t>Lab de contenedores: Dockerfile o compose mínimo + captura/enlace de sesión LabEx Docker Playground o Killercoda.</w:t>
       </w:r>
     </w:p>
     <w:p>
@@ -424,7 +424,7 @@
                 <w:color w:val="FFFFFF"/>
                 <w:sz w:val="20"/>
               </w:rPr>
-              <w:t>Clase</w:t>
+              <w:t>Sesión</w:t>
             </w:r>
           </w:p>
         </w:tc>
@@ -496,7 +496,7 @@
                 <w:color w:val="2B2B2B"/>
                 <w:sz w:val="20"/>
               </w:rPr>
-              <w:t>Clases 1–5</w:t>
+              <w:t>Sesiones 1–5</w:t>
             </w:r>
           </w:p>
         </w:tc>
@@ -568,7 +568,7 @@
                 <w:color w:val="2B2B2B"/>
                 <w:sz w:val="20"/>
               </w:rPr>
-              <w:t>Clases 6–10</w:t>
+              <w:t>Sesiones 6–9</w:t>
             </w:r>
           </w:p>
         </w:tc>
@@ -623,7 +623,7 @@
                 <w:color w:val="2B2B2B"/>
                 <w:sz w:val="20"/>
               </w:rPr>
-              <w:t>Avance PI</w:t>
+              <w:t>Avance PI + rendimiento</w:t>
             </w:r>
           </w:p>
         </w:tc>
@@ -640,7 +640,7 @@
                 <w:color w:val="2B2B2B"/>
                 <w:sz w:val="20"/>
               </w:rPr>
-              <w:t>Clase 11</w:t>
+              <w:t>Sesión 10 (doble · Clases 11+12)</w:t>
             </w:r>
           </w:p>
         </w:tc>
@@ -657,7 +657,7 @@
                 <w:color w:val="2B2B2B"/>
                 <w:sz w:val="20"/>
               </w:rPr>
-              <w:t>19/10/2026</w:t>
+              <w:t>26/10/2026</w:t>
             </w:r>
           </w:p>
         </w:tc>
@@ -674,7 +674,7 @@
                 <w:color w:val="2B2B2B"/>
                 <w:sz w:val="20"/>
               </w:rPr>
-              <w:t>Diagramas v1 + checklist de avance</w:t>
+              <w:t>Diagramas v1 + checklist · escenario de prueba y métricas objetivo (cierre: domingo 01/11 23:59)</w:t>
             </w:r>
           </w:p>
         </w:tc>
@@ -694,7 +694,7 @@
                 <w:color w:val="2B2B2B"/>
                 <w:sz w:val="20"/>
               </w:rPr>
-              <w:t>Rendimiento</w:t>
+              <w:t>Escalabilidad</w:t>
             </w:r>
           </w:p>
         </w:tc>
@@ -712,7 +712,7 @@
                 <w:color w:val="2B2B2B"/>
                 <w:sz w:val="20"/>
               </w:rPr>
-              <w:t>Clase 12</w:t>
+              <w:t>Sesión 11 (autónoma · Clase 13)</w:t>
             </w:r>
           </w:p>
         </w:tc>
@@ -730,7 +730,7 @@
                 <w:color w:val="2B2B2B"/>
                 <w:sz w:val="20"/>
               </w:rPr>
-              <w:t>26/10/2026</w:t>
+              <w:t>02/11/2026</w:t>
             </w:r>
           </w:p>
         </w:tc>
@@ -748,7 +748,7 @@
                 <w:color w:val="2B2B2B"/>
                 <w:sz w:val="20"/>
               </w:rPr>
-              <w:t>Escenario de prueba / métricas objetivo</w:t>
+              <w:t>Sección de autoescalado del informe (cierre: domingo 08/11 23:59)</w:t>
             </w:r>
           </w:p>
         </w:tc>
@@ -784,7 +784,7 @@
                 <w:color w:val="2B2B2B"/>
                 <w:sz w:val="20"/>
               </w:rPr>
-              <w:t>Clase 14</w:t>
+              <w:t>Sesión 12 (Clase 14)</w:t>
             </w:r>
           </w:p>
         </w:tc>
@@ -818,7 +818,7 @@
                 <w:color w:val="2B2B2B"/>
                 <w:sz w:val="20"/>
               </w:rPr>
-              <w:t>Ensayo + entrega final (mismo día: Parcial 3)</w:t>
+              <w:t>Ensayo + paquete final en ExamLab, domingo 15/11 23:59 (mismo día: Parcial 3 presencial)</w:t>
             </w:r>
           </w:p>
         </w:tc>
@@ -838,7 +838,7 @@
                 <w:color w:val="2B2B2B"/>
                 <w:sz w:val="20"/>
               </w:rPr>
-              <w:t>Cierre / sustentación</w:t>
+              <w:t>Sustentación / cierre</w:t>
             </w:r>
           </w:p>
         </w:tc>
@@ -856,7 +856,7 @@
                 <w:color w:val="2B2B2B"/>
                 <w:sz w:val="20"/>
               </w:rPr>
-              <w:t>Clase 15</w:t>
+              <w:t>Sesión 13 (Clase 15)</w:t>
             </w:r>
           </w:p>
         </w:tc>
@@ -892,7 +892,7 @@
                 <w:color w:val="2B2B2B"/>
                 <w:sz w:val="20"/>
               </w:rPr>
-              <w:t>Presentación + cierre (clase autónoma — festivo)</w:t>
+              <w:t>Defensa en vivo del PI CloudLite + cierre del curso</w:t>
             </w:r>
           </w:p>
         </w:tc>
@@ -916,7 +916,7 @@
           <w:color w:val="2B2B2B"/>
           <w:sz w:val="22"/>
         </w:rPr>
-        <w:t>Nota: Clase 15 es autónoma (festivo). Coordine la sustentación con el docente. Parcial 3 = 09/11 (Clase 14), nunca en autónoma.</w:t>
+        <w:t>Nota: la sesión 13 (16/11) cae en festivo, pero por decisión docente es la sesión de sustentaciones: no es autónoma y no es parcial. El Parcial 3 es el 09/11 (sesión 12 · material Clase 14).</w:t>
       </w:r>
     </w:p>
     <w:p>
@@ -961,7 +961,7 @@
           <w:color w:val="2B2B2B"/>
           <w:sz w:val="22"/>
         </w:rPr>
-        <w:t>Contenedores: Killercoda · Play with Docker (sin Docker Desktop obligatorio).</w:t>
+        <w:t>Contenedores: LabEx Docker Playground · Killercoda (sin Docker Desktop obligatorio).</w:t>
       </w:r>
     </w:p>
     <w:p>
@@ -1438,7 +1438,7 @@
           <w:color w:val="095292"/>
           <w:sz w:val="24"/>
         </w:rPr>
-        <w:t>7. Trabajo en equipo</w:t>
+        <w:t>7. Modalidad de trabajo</w:t>
       </w:r>
     </w:p>
     <w:p>
@@ -1453,7 +1453,7 @@
           <w:color w:val="2B2B2B"/>
           <w:sz w:val="22"/>
         </w:rPr>
-        <w:t>Equipos de 2–3 (o individual autorizado).</w:t>
+        <w:t>Individual por defecto: cada estudiante desarrolla y entrega su propio proyecto.</w:t>
       </w:r>
     </w:p>
     <w:p>
@@ -1468,7 +1468,7 @@
           <w:color w:val="2B2B2B"/>
           <w:sz w:val="22"/>
         </w:rPr>
-        <w:t>Todos deben poder explicar diagramas y el workflow CI/CD.</w:t>
+        <w:t>Opcional: el docente puede autorizar equipos de 2 o 3 integrantes.</w:t>
       </w:r>
     </w:p>
     <w:p>
@@ -1483,7 +1483,22 @@
           <w:color w:val="2B2B2B"/>
           <w:sz w:val="22"/>
         </w:rPr>
-        <w:t>Entrega única por equipo en ExamLab.</w:t>
+        <w:t>Debes poder explicar los diagramas y el workflow CI/CD (si hay equipo, cualquier integrante).</w:t>
+      </w:r>
+    </w:p>
+    <w:p>
+      <w:pPr>
+        <w:pStyle w:val="ListBullet"/>
+        <w:spacing w:after="40"/>
+      </w:pPr>
+      <w:r>
+        <w:rPr>
+          <w:rFonts w:ascii="Calibri" w:hAnsi="Calibri" w:eastAsia="Calibri"/>
+          <w:b w:val="0"/>
+          <w:color w:val="2B2B2B"/>
+          <w:sz w:val="22"/>
+        </w:rPr>
+        <w:t>La entrega en ExamLab es siempre individual, incluso si el artefacto se trabajó en equipo.</w:t>
       </w:r>
     </w:p>
     <w:p>

--- a/Arquitectura de Sistemas Computacionales/Clases/Proyecto Integrador/Enunciado Proyecto Integrador - Arquitectura de Sistemas Computacionales - 2026-2.docx
+++ b/Arquitectura de Sistemas Computacionales/Clases/Proyecto Integrador/Enunciado Proyecto Integrador - Arquitectura de Sistemas Computacionales - 2026-2.docx
@@ -767,7 +767,7 @@
                 <w:color w:val="2B2B2B"/>
                 <w:sz w:val="20"/>
               </w:rPr>
-              <w:t>Prep. presentación</w:t>
+              <w:t>Parcial 3 · paquete final</w:t>
             </w:r>
           </w:p>
         </w:tc>
@@ -818,7 +818,7 @@
                 <w:color w:val="2B2B2B"/>
                 <w:sz w:val="20"/>
               </w:rPr>
-              <w:t>Ensayo + paquete final en ExamLab, domingo 15/11 23:59 (mismo día: Parcial 3 presencial)</w:t>
+              <w:t>Día de parcial = solo evaluación (presencial). El paquete final cierra el domingo 15/11 23:59; el ensayo y la preparación fueron en la Sesión 10 (Clase 12)</w:t>
             </w:r>
           </w:p>
         </w:tc>

--- a/Arquitectura de Sistemas Computacionales/Clases/Proyecto Integrador/Enunciado Proyecto Integrador - Arquitectura de Sistemas Computacionales - 2026-2.docx
+++ b/Arquitectura de Sistemas Computacionales/Clases/Proyecto Integrador/Enunciado Proyecto Integrador - Arquitectura de Sistemas Computacionales - 2026-2.docx
@@ -90,7 +90,7 @@
           <w:color w:val="2B2B2B"/>
           <w:sz w:val="22"/>
         </w:rPr>
-        <w:t>Horario: Lunes 10:00–12:00 (120 min)  ·  Modalidad: Presencialidad asistida</w:t>
+        <w:t>Horario: Lunes 10:00–12:00 (120 min)  ·  Modalidad: Virtual (sesiones por Meet)</w:t>
       </w:r>
     </w:p>
     <w:p>

--- a/Arquitectura de Sistemas Computacionales/Clases/Proyecto Integrador/Enunciado Proyecto Integrador - Arquitectura de Sistemas Computacionales - 2026-2.docx
+++ b/Arquitectura de Sistemas Computacionales/Clases/Proyecto Integrador/Enunciado Proyecto Integrador - Arquitectura de Sistemas Computacionales - 2026-2.docx
@@ -818,7 +818,7 @@
                 <w:color w:val="2B2B2B"/>
                 <w:sz w:val="20"/>
               </w:rPr>
-              <w:t>Día de parcial = solo evaluación (presencial). El paquete final cierra el domingo 15/11 23:59; el ensayo y la preparación fueron en la Sesión 10 (Clase 12)</w:t>
+              <w:t>Día de parcial = solo evaluación (virtual síncrona por Meet). El paquete final cierra el domingo 15/11 23:59; el ensayo y la preparación fueron en la Sesión 10 (Clase 12)</w:t>
             </w:r>
           </w:p>
         </w:tc>
@@ -1528,7 +1528,7 @@
           <w:color w:val="2B2B2B"/>
           <w:sz w:val="22"/>
         </w:rPr>
-        <w:t>No sustituye el Parcial 3 (09/11, presencial).</w:t>
+        <w:t>No sustituye el Parcial 3 (09/11, virtual síncrona por Meet).</w:t>
       </w:r>
     </w:p>
     <w:p>
